--- a/report_assets/KHCN templates/Chứng từ giải ngân/Bang ke mua hang.docx
+++ b/report_assets/KHCN templates/Chứng từ giải ngân/Bang ke mua hang.docx
@@ -2217,7 +2217,27 @@
                 <w:sz w:val="24"/>
                 <w:szCs w:val="24"/>
               </w:rPr>
-              <w:t>[UNC.Số tiền]</w:t>
+              <w:t>[UNC.</w:t>
+            </w:r>
+            <w:r>
+              <w:rPr>
+                <w:rFonts w:ascii="Times New Roman" w:hAnsi="Times New Roman" w:cs="Times New Roman"/>
+                <w:b/>
+                <w:color w:val="000000"/>
+                <w:sz w:val="24"/>
+                <w:szCs w:val="24"/>
+              </w:rPr>
+              <w:t>Tổng giá trị hóa đơn</w:t>
+            </w:r>
+            <w:r>
+              <w:rPr>
+                <w:rFonts w:ascii="Times New Roman" w:hAnsi="Times New Roman" w:cs="Times New Roman"/>
+                <w:b/>
+                <w:color w:val="000000"/>
+                <w:sz w:val="24"/>
+                <w:szCs w:val="24"/>
+              </w:rPr>
+              <w:t>]</w:t>
             </w:r>
           </w:p>
         </w:tc>
@@ -2903,6 +2923,7 @@
   <w:style w:type="character" w:default="1" w:styleId="DefaultParagraphFont">
     <w:name w:val="Default Paragraph Font"/>
     <w:uiPriority w:val="1"/>
+    <w:semiHidden/>
     <w:unhideWhenUsed/>
   </w:style>
   <w:style w:type="table" w:default="1" w:styleId="TableNormal">
